--- a/крутые сценарии.docx
+++ b/крутые сценарии.docx
@@ -3,6 +3,62 @@
 <w:document xmlns:wpc="http://schemas.microsoft.com/office/word/2010/wordprocessingCanvas" xmlns:cx="http://schemas.microsoft.com/office/drawing/2014/chartex" xmlns:cx1="http://schemas.microsoft.com/office/drawing/2015/9/8/chartex" xmlns:cx2="http://schemas.microsoft.com/office/drawing/2015/10/21/chartex" xmlns:cx3="http://schemas.microsoft.com/office/drawing/2016/5/9/chartex" xmlns:cx4="http://schemas.microsoft.com/office/drawing/2016/5/10/chartex" xmlns:cx5="http://schemas.microsoft.com/office/drawing/2016/5/11/chartex" xmlns:cx6="http://schemas.microsoft.com/office/drawing/2016/5/12/chartex" xmlns:cx7="http://schemas.microsoft.com/office/drawing/2016/5/13/chartex" xmlns:cx8="http://schemas.microsoft.com/office/drawing/2016/5/14/chartex" xmlns:mc="http://schemas.openxmlformats.org/markup-compatibility/2006" xmlns:aink="http://schemas.microsoft.com/office/drawing/2016/ink" xmlns:am3d="http://schemas.microsoft.com/office/drawing/2017/model3d" xmlns:o="urn:schemas-microsoft-com:office:office" xmlns:r="http://schemas.openxmlformats.org/officeDocument/2006/relationships" xmlns:m="http://schemas.openxmlformats.org/officeDocument/2006/math" xmlns:v="urn:schemas-microsoft-com:vml" xmlns:wp14="http://schemas.microsoft.com/office/word/2010/wordprocessingDrawing" xmlns:wp="http://schemas.openxmlformats.org/drawingml/2006/wordprocessingDrawing" xmlns:w10="urn:schemas-microsoft-com:office:word" xmlns:w="http://schemas.openxmlformats.org/wordprocessingml/2006/main" xmlns:w14="http://schemas.microsoft.com/office/word/2010/wordml" xmlns:w15="http://schemas.microsoft.com/office/word/2012/wordml" xmlns:w16cid="http://schemas.microsoft.com/office/word/2016/wordml/cid" xmlns:w16se="http://schemas.microsoft.com/office/word/2015/wordml/symex" xmlns:wpg="http://schemas.microsoft.com/office/word/2010/wordprocessingGroup" xmlns:wpi="http://schemas.microsoft.com/office/word/2010/wordprocessingInk" xmlns:wne="http://schemas.microsoft.com/office/word/2006/wordml" xmlns:wps="http://schemas.microsoft.com/office/word/2010/wordprocessingShape" mc:Ignorable="w14 w15 w16se w16cid wp14">
   <w:body>
     <w:p>
+      <w:bookmarkStart w:id="0" w:name="_GoBack"/>
+      <w:r>
+        <w:rPr>
+          <w:rStyle w:val="Strong"/>
+        </w:rPr>
+        <w:t>Карлах:</w:t>
+      </w:r>
+      <w:r>
+        <w:t xml:space="preserve"> (злобно) Твои зелья — вода, а мечи — гнилые палки! Снижай цену!</w:t>
+      </w:r>
+      <w:r>
+        <w:br/>
+      </w:r>
+      <w:r>
+        <w:rPr>
+          <w:rStyle w:val="Strong"/>
+        </w:rPr>
+        <w:t>Гейл:</w:t>
+      </w:r>
+      <w:r>
+        <w:t xml:space="preserve"> Карлах, мы же договаривались — сначала дипломатия, а потом уже поджоги.</w:t>
+      </w:r>
+      <w:r>
+        <w:br/>
+      </w:r>
+      <w:r>
+        <w:rPr>
+          <w:rStyle w:val="Strong"/>
+        </w:rPr>
+        <w:t>Продавец:</w:t>
+      </w:r>
+      <w:r>
+        <w:t xml:space="preserve"> (дрожит) Забирайте всё бесплатно... только уберите эту горящую женщину от моих гобеленов!</w:t>
+      </w:r>
+      <w:r>
+        <w:br/>
+      </w:r>
+      <w:r>
+        <w:rPr>
+          <w:rStyle w:val="Strong"/>
+        </w:rPr>
+        <w:t>Гейл:</w:t>
+      </w:r>
+      <w:r>
+        <w:t xml:space="preserve"> Блестяще. Ты одним взглядом сделала скидку лучше, чем я заклинанием «Убеждение».</w:t>
+      </w:r>
+      <w:bookmarkEnd w:id="0"/>
+      <w:r>
+        <w:br/>
+      </w:r>
+      <w:r>
+        <w:br/>
+      </w:r>
+      <w:r>
+        <w:br/>
+      </w:r>
       <w:r>
         <w:t>**ПРЕПОДОБНАЯ МАТЬ МОХИАМ**</w:t>
       </w:r>
@@ -98,6 +154,7 @@
     <w:p/>
     <w:p>
       <w:r>
+        <w:lastRenderedPageBreak/>
         <w:t>**ПОЛ**</w:t>
       </w:r>
     </w:p>
@@ -177,7 +234,15 @@
     </w:p>
     <w:p>
       <w:r>
-        <w:t>Я держу у твоей шеи гом джаббар.</w:t>
+        <w:t xml:space="preserve">Я держу у твоей шеи гом </w:t>
+      </w:r>
+      <w:proofErr w:type="spellStart"/>
+      <w:r>
+        <w:t>джаббар</w:t>
+      </w:r>
+      <w:proofErr w:type="spellEnd"/>
+      <w:r>
+        <w:t>.</w:t>
       </w:r>
     </w:p>
     <w:p>
@@ -204,6 +269,7 @@
     <w:p/>
     <w:p>
       <w:r>
+        <w:lastRenderedPageBreak/>
         <w:t>**ПРЕПОДОБНАЯ МАТЬ МОХИАМ**</w:t>
       </w:r>
     </w:p>
@@ -221,42 +287,107 @@
     <w:p/>
     <w:p>
       <w:r>
+        <w:t>**ПРЕПОДОБНАЯ МАТЬ МОХИАМ (ДАЛЕЕ)**</w:t>
+      </w:r>
+    </w:p>
+    <w:p>
+      <w:r>
+        <w:t>Нет нужды звать стражу. Твоя мать стоит за этой дверью.</w:t>
+      </w:r>
+    </w:p>
+    <w:p/>
+    <w:p>
+      <w:r>
+        <w:t>**ЗА ДВЕРЬЮ**</w:t>
+      </w:r>
+    </w:p>
+    <w:p/>
+    <w:p>
+      <w:r>
+        <w:t>Джессика стоит, прислонившись спиной к двери, как часовой.</w:t>
+      </w:r>
+    </w:p>
+    <w:p/>
+    <w:p>
+      <w:r>
+        <w:t xml:space="preserve">**ПРЕПОДОБНАЯ МАТЬ МОХИАМ (ЗА </w:t>
+      </w:r>
+      <w:proofErr w:type="gramStart"/>
+      <w:r>
+        <w:t>КАДРОМ)*</w:t>
+      </w:r>
+      <w:proofErr w:type="gramEnd"/>
+      <w:r>
+        <w:t>*</w:t>
+      </w:r>
+    </w:p>
+    <w:p>
+      <w:r>
+        <w:t>Никто не пройдет мимо нее.</w:t>
+      </w:r>
+    </w:p>
+    <w:p/>
+    <w:p>
+      <w:r>
+        <w:t>Лицо Джессики напряжено от ужаса. Жизнь ее сына висит на волоске. Она начинает шептать Литанию против страха:</w:t>
+      </w:r>
+    </w:p>
+    <w:p/>
+    <w:p>
+      <w:r>
+        <w:t>**ДЖЕССИКА**</w:t>
+      </w:r>
+    </w:p>
+    <w:p>
+      <w:r>
+        <w:t>Не должен я бояться. Страх убивает разум. Страх — это маленькая смерть, которая несет полное уничтожение.</w:t>
+      </w:r>
+    </w:p>
+    <w:p/>
+    <w:p>
+      <w:r>
+        <w:t>**В БИБЛИОТЕКЕ**</w:t>
+      </w:r>
+    </w:p>
+    <w:p/>
+    <w:p>
+      <w:r>
+        <w:t>Пол с тревогой смотрит на Преподобную Мать. И внезапно чувствует это: покалывание в пальцах, от которого перехватывает дыхание. Он шипит от боли.</w:t>
+      </w:r>
+    </w:p>
+    <w:p/>
+    <w:p>
+      <w:r>
+        <w:t>**ПОЛ**</w:t>
+      </w:r>
+    </w:p>
+    <w:p>
+      <w:r>
+        <w:t>Зачем вы это делаете?</w:t>
+      </w:r>
+    </w:p>
+    <w:p/>
+    <w:p>
+      <w:r>
+        <w:t>**ПРЕПОДОБНАЯ МАТЬ МОХИАМ**</w:t>
+      </w:r>
+    </w:p>
+    <w:p>
+      <w:r>
+        <w:t>Животное, попавшее в капкан, перегрызет себе лапу, чтобы спастись. Что сделаешь ты?</w:t>
+      </w:r>
+    </w:p>
+    <w:p/>
+    <w:p>
+      <w:r>
         <w:lastRenderedPageBreak/>
-        <w:t>**ПРЕПОДОБНАЯ МАТЬ МОХИАМ (ДАЛЕЕ)**</w:t>
-      </w:r>
-    </w:p>
-    <w:p>
-      <w:r>
-        <w:t>Нет нужды звать стражу. Твоя мать стоит за этой дверью.</w:t>
-      </w:r>
-    </w:p>
-    <w:p/>
-    <w:p>
-      <w:r>
         <w:t>**ЗА ДВЕРЬЮ**</w:t>
       </w:r>
     </w:p>
     <w:p/>
     <w:p>
       <w:r>
-        <w:t>Джессика стоит, прислонившись спиной к двери, как часовой.</w:t>
-      </w:r>
-    </w:p>
-    <w:p/>
-    <w:p>
-      <w:r>
-        <w:t>**ПРЕПОДОБНАЯ МАТЬ МОХИАМ (ЗА КАДРОМ)**</w:t>
-      </w:r>
-    </w:p>
-    <w:p>
-      <w:r>
-        <w:t>Никто не пройдет мимо нее.</w:t>
-      </w:r>
-    </w:p>
-    <w:p/>
-    <w:p>
-      <w:r>
-        <w:t>Лицо Джессики напряжено от ужаса. Жизнь ее сына висит на волоске. Она начинает шептать Литанию против страха:</w:t>
+        <w:t>Голос Джессики дрожит, когда она шепчет Литанию.</w:t>
       </w:r>
     </w:p>
     <w:p/>
@@ -267,7 +398,7 @@
     </w:p>
     <w:p>
       <w:r>
-        <w:t>Не должен я бояться. Страх убивает разум. Страх — это маленькая смерть, которая несет полное уничтожение.</w:t>
+        <w:t>Я встречу свой страх. Я позволю ему пройти надо мной и сквозь меня.</w:t>
       </w:r>
     </w:p>
     <w:p/>
@@ -279,18 +410,70 @@
     <w:p/>
     <w:p>
       <w:r>
-        <w:t>Пол с тревогой смотрит на Преподобную Мать. И внезапно чувствует это: покалывание в пальцах, от которого перехватывает дыхание. Он шипит от боли.</w:t>
-      </w:r>
-    </w:p>
-    <w:p/>
-    <w:p>
-      <w:r>
-        <w:t>**ПОЛ**</w:t>
-      </w:r>
-    </w:p>
-    <w:p>
-      <w:r>
-        <w:t>Зачем вы это делаете?</w:t>
+        <w:t>Лоб Пола покрывается испариной, когда боль усиливается до агонии. Он стонет сквозь стиснутые зубы. Его левая рука сжата в кулак до побелевших костяшек, рука дрожит. Боль!</w:t>
+      </w:r>
+    </w:p>
+    <w:p/>
+    <w:p>
+      <w:r>
+        <w:t>**ЗА ДВЕРЬЮ**</w:t>
+      </w:r>
+    </w:p>
+    <w:p/>
+    <w:p>
+      <w:r>
+        <w:t>Джессика закрывает глаза.</w:t>
+      </w:r>
+    </w:p>
+    <w:p/>
+    <w:p>
+      <w:r>
+        <w:t>**ДЖЕССИКА (ДАЛЕЕ)**</w:t>
+      </w:r>
+    </w:p>
+    <w:p>
+      <w:r>
+        <w:t>И когда он уйдет, я обращу свой внутренний взор на его путь.</w:t>
+      </w:r>
+    </w:p>
+    <w:p/>
+    <w:p>
+      <w:r>
+        <w:t>**В БИБЛИОТЕКЕ**</w:t>
+      </w:r>
+    </w:p>
+    <w:p/>
+    <w:p>
+      <w:r>
+        <w:t xml:space="preserve">Пол дрожит. Гом </w:t>
+      </w:r>
+      <w:proofErr w:type="spellStart"/>
+      <w:r>
+        <w:t>джаббар</w:t>
+      </w:r>
+      <w:proofErr w:type="spellEnd"/>
+      <w:r>
+        <w:t xml:space="preserve"> поблескивает у его шеи. Глаза Преподобной Матери горят, впиваясь в него. Он тяжело дышит.</w:t>
+      </w:r>
+    </w:p>
+    <w:p/>
+    <w:p>
+      <w:r>
+        <w:t>**</w:t>
+      </w:r>
+      <w:proofErr w:type="gramStart"/>
+      <w:r>
+        <w:t>ВСТАВКА:*</w:t>
+      </w:r>
+      <w:proofErr w:type="gramEnd"/>
+      <w:r>
+        <w:t>* Рука Пола внутри коробки. Словно рука в огне. Кожа чернеет. Трескается.</w:t>
+      </w:r>
+    </w:p>
+    <w:p/>
+    <w:p>
+      <w:r>
+        <w:t>Пол непроизвольно ВСКРИКИВАЕТ. Преподобная Мать шипит:</w:t>
       </w:r>
     </w:p>
     <w:p/>
@@ -301,7 +484,7 @@
     </w:p>
     <w:p>
       <w:r>
-        <w:t>Животное, попавшее в капкан, перегрызет себе лапу, чтобы спастись. Что сделаешь ты?</w:t>
+        <w:t>Молчать!</w:t>
       </w:r>
     </w:p>
     <w:p/>
@@ -313,7 +496,8 @@
     <w:p/>
     <w:p>
       <w:r>
-        <w:t>Голос Джессики дрожит, когда она шепчет Литанию.</w:t>
+        <w:lastRenderedPageBreak/>
+        <w:t>Голос Джессики поднимается —</w:t>
       </w:r>
     </w:p>
     <w:p/>
@@ -324,8 +508,7 @@
     </w:p>
     <w:p>
       <w:r>
-        <w:lastRenderedPageBreak/>
-        <w:t>Я встречу свой страх. Я позволю ему пройти надо мной и сквозь меня.</w:t>
+        <w:t>Где прошел страх, там не останется ничего!</w:t>
       </w:r>
     </w:p>
     <w:p/>
@@ -337,54 +520,27 @@
     <w:p/>
     <w:p>
       <w:r>
-        <w:t>Лоб Пола покрывается испариной, когда боль усиливается до агонии. Он стонет сквозь стиснутые зубы. Его левая рука сжата в кулак до побелевших костяшек, рука дрожит. Боль!</w:t>
-      </w:r>
-    </w:p>
-    <w:p/>
-    <w:p>
-      <w:r>
-        <w:t>**ЗА ДВЕРЬЮ**</w:t>
-      </w:r>
-    </w:p>
-    <w:p/>
-    <w:p>
-      <w:r>
-        <w:t>Джессика закрывает глаза.</w:t>
-      </w:r>
-    </w:p>
-    <w:p/>
-    <w:p>
-      <w:r>
-        <w:t>**ДЖЕССИКА (ДАЛЕЕ)**</w:t>
-      </w:r>
-    </w:p>
-    <w:p>
-      <w:r>
-        <w:t>И когда он уйдет, я обращу свой внутренний взор на его путь.</w:t>
-      </w:r>
-    </w:p>
-    <w:p/>
-    <w:p>
-      <w:r>
-        <w:t>**В БИБЛИОТЕКЕ**</w:t>
-      </w:r>
-    </w:p>
-    <w:p/>
-    <w:p>
-      <w:r>
-        <w:t>Пол дрожит. Гом джаббар поблескивает у его шеи. Глаза Преподобной Матери горят, впиваясь в него. Он тяжело дышит.</w:t>
-      </w:r>
-    </w:p>
-    <w:p/>
-    <w:p>
-      <w:r>
-        <w:t>**ВСТАВКА:** Рука Пола внутри коробки. Словно рука в огне. Кожа чернеет. Трескается.</w:t>
-      </w:r>
-    </w:p>
-    <w:p/>
-    <w:p>
-      <w:r>
-        <w:t>Пол непроизвольно ВСКРИКИВАЕТ. Преподобная Мать шипит:</w:t>
+        <w:t>Пол содрогается от невыносимой боли. Не отрывая взгляда от старой Преподобной Матери. На пределе своих сил.</w:t>
+      </w:r>
+    </w:p>
+    <w:p/>
+    <w:p>
+      <w:r>
+        <w:t>**</w:t>
+      </w:r>
+      <w:proofErr w:type="gramStart"/>
+      <w:r>
+        <w:t>ВСТАВКА:*</w:t>
+      </w:r>
+      <w:proofErr w:type="gramEnd"/>
+      <w:r>
+        <w:t>* Рука Пола. Обожженная плоть спадает с обугленных костей.</w:t>
+      </w:r>
+    </w:p>
+    <w:p/>
+    <w:p>
+      <w:r>
+        <w:t>Пол зажмуривается. Его рот открывается в беззвучном крике.</w:t>
       </w:r>
     </w:p>
     <w:p/>
@@ -395,65 +551,6 @@
     </w:p>
     <w:p>
       <w:r>
-        <w:t>Молчать!</w:t>
-      </w:r>
-    </w:p>
-    <w:p/>
-    <w:p>
-      <w:r>
-        <w:t>**ЗА ДВЕРЬЮ**</w:t>
-      </w:r>
-    </w:p>
-    <w:p/>
-    <w:p>
-      <w:r>
-        <w:t>Голос Джессики поднимается —</w:t>
-      </w:r>
-    </w:p>
-    <w:p/>
-    <w:p>
-      <w:r>
-        <w:t>**ДЖЕССИКА**</w:t>
-      </w:r>
-    </w:p>
-    <w:p>
-      <w:r>
-        <w:t>Где прошел страх, там не останется ничего!</w:t>
-      </w:r>
-    </w:p>
-    <w:p/>
-    <w:p>
-      <w:r>
-        <w:lastRenderedPageBreak/>
-        <w:t>**В БИБЛИОТЕКЕ**</w:t>
-      </w:r>
-    </w:p>
-    <w:p/>
-    <w:p>
-      <w:r>
-        <w:t>Пол содрогается от невыносимой боли. Не отрывая взгляда от старой Преподобной Матери. На пределе своих сил.</w:t>
-      </w:r>
-    </w:p>
-    <w:p/>
-    <w:p>
-      <w:r>
-        <w:t>**ВСТАВКА:** Рука Пола. Обожженная плоть спадает с обугленных костей.</w:t>
-      </w:r>
-    </w:p>
-    <w:p/>
-    <w:p>
-      <w:r>
-        <w:t>Пол зажмуривается. Его рот открывается в беззвучном крике.</w:t>
-      </w:r>
-    </w:p>
-    <w:p/>
-    <w:p>
-      <w:r>
-        <w:t>**ПРЕПОДОБНАЯ МАТЬ МОХИАМ**</w:t>
-      </w:r>
-    </w:p>
-    <w:p>
-      <w:r>
         <w:t>Довольно!</w:t>
       </w:r>
     </w:p>
@@ -462,8 +559,6 @@
       <w:r>
         <w:t>Боль обрывается мгновенно. Глаза Пола с криком распахиваются.</w:t>
       </w:r>
-      <w:bookmarkStart w:id="0" w:name="_GoBack"/>
-      <w:bookmarkEnd w:id="0"/>
     </w:p>
     <w:sectPr>
       <w:pgSz w:w="11906" w:h="16838"/>
@@ -902,6 +997,17 @@
     <w:semiHidden/>
     <w:unhideWhenUsed/>
   </w:style>
+  <w:style w:type="character" w:styleId="Strong">
+    <w:name w:val="Strong"/>
+    <w:basedOn w:val="DefaultParagraphFont"/>
+    <w:uiPriority w:val="22"/>
+    <w:qFormat/>
+    <w:rsid w:val="0039065C"/>
+    <w:rPr>
+      <w:b/>
+      <w:bCs/>
+    </w:rPr>
+  </w:style>
 </w:styles>
 </file>
 
